--- a/data/dev/docs/cryptography-policy.docx
+++ b/data/dev/docs/cryptography-policy.docx
@@ -79,6 +79,11 @@
     <w:p>
       <w:r>
         <w:t>Data in transit is encrypted using TLS 1.2 or higher.</w:t>
+      </w:r>
+    </w:p>
+    <w:p>
+      <w:r>
+        <w:t>The Kestrelyn application is served only over HTTPS, and HTTP requests are redirected to HTTPS.</w:t>
       </w:r>
     </w:p>
     <w:p>
